--- a/free-copies.docx
+++ b/free-copies.docx
@@ -12,236 +12,943 @@
           <w:b/>
           <w:bCs/>
           <w:spacing w:val="-14"/>
-          <w:szCs w:val="28"/>
+          <w:sz w:val="40"/>
+          <w:szCs w:val="36"/>
           <w:u w:val="single"/>
         </w:rPr>
       </w:pPr>
-    </w:p>
-    <w:p>
-      <w:pPr>
-        <w:snapToGrid w:val="0"/>
-        <w:spacing w:after="0" w:line="240" w:lineRule="auto"/>
-        <w:jc w:val="center"/>
+      <w:r>
         <w:rPr>
           <w:rFonts w:hAnsi="Cambria"/>
           <w:b/>
           <w:bCs/>
           <w:spacing w:val="-14"/>
+          <w:sz w:val="40"/>
+          <w:szCs w:val="36"/>
+          <w:u w:val="single"/>
+        </w:rPr>
+        <w:t>WHOLESALE PROPOSAL</w:t>
+      </w:r>
+    </w:p>
+    <w:p>
+      <w:pPr>
+        <w:snapToGrid w:val="0"/>
+        <w:spacing w:after="0" w:line="240" w:lineRule="auto"/>
+        <w:jc w:val="center"/>
+        <w:rPr>
+          <w:rFonts w:hAnsi="Cambria"/>
+          <w:i/>
+          <w:iCs/>
+          <w:spacing w:val="-14"/>
+          <w:sz w:val="32"/>
           <w:szCs w:val="28"/>
-          <w:u w:val="single"/>
-        </w:rPr>
-      </w:pPr>
-    </w:p>
-    <w:p>
-      <w:pPr>
-        <w:snapToGrid w:val="0"/>
-        <w:spacing w:after="0" w:line="240" w:lineRule="auto"/>
-        <w:jc w:val="center"/>
+        </w:rPr>
+      </w:pPr>
+      <w:r>
+        <w:rPr>
+          <w:rFonts w:hAnsi="Cambria"/>
+          <w:i/>
+          <w:iCs/>
+          <w:spacing w:val="-14"/>
+          <w:sz w:val="32"/>
+          <w:szCs w:val="28"/>
+        </w:rPr>
+        <w:t>Winch Recovery Field Manual</w:t>
+      </w:r>
+      <w:r>
+        <w:rPr>
+          <w:rFonts w:hAnsi="Cambria"/>
+          <w:i/>
+          <w:iCs/>
+          <w:spacing w:val="-14"/>
+          <w:sz w:val="32"/>
+          <w:szCs w:val="28"/>
+        </w:rPr>
+        <w:t xml:space="preserve"> </w:t>
+      </w:r>
+      <w:r>
+        <w:rPr>
+          <w:rFonts w:hAnsi="Cambria"/>
+          <w:i/>
+          <w:iCs/>
+          <w:spacing w:val="-14"/>
+          <w:sz w:val="32"/>
+          <w:szCs w:val="28"/>
+        </w:rPr>
+        <w:t xml:space="preserve">   </w:t>
+      </w:r>
+      <w:r>
+        <w:rPr>
+          <w:rFonts w:hAnsi="Cambria"/>
+          <w:spacing w:val="-14"/>
+          <w:sz w:val="32"/>
+          <w:szCs w:val="28"/>
+        </w:rPr>
+        <w:t>|</w:t>
+      </w:r>
+      <w:r>
+        <w:rPr>
+          <w:rFonts w:hAnsi="Cambria"/>
+          <w:i/>
+          <w:iCs/>
+          <w:spacing w:val="-14"/>
+          <w:sz w:val="32"/>
+          <w:szCs w:val="28"/>
+        </w:rPr>
+        <w:t xml:space="preserve"> </w:t>
+      </w:r>
+      <w:r>
+        <w:rPr>
+          <w:rFonts w:hAnsi="Cambria"/>
+          <w:i/>
+          <w:iCs/>
+          <w:spacing w:val="-14"/>
+          <w:sz w:val="32"/>
+          <w:szCs w:val="28"/>
+        </w:rPr>
+        <w:t xml:space="preserve">   </w:t>
+      </w:r>
+      <w:r>
+        <w:rPr>
+          <w:rFonts w:hAnsi="Cambria"/>
+          <w:i/>
+          <w:iCs/>
+          <w:spacing w:val="-14"/>
+          <w:sz w:val="32"/>
+          <w:szCs w:val="28"/>
+        </w:rPr>
+        <w:t>ISBN: 979-8-90514-144-7</w:t>
+      </w:r>
+    </w:p>
+    <w:p>
+      <w:pPr>
+        <w:snapToGrid w:val="0"/>
+        <w:spacing w:after="0" w:line="240" w:lineRule="auto"/>
+        <w:jc w:val="right"/>
+        <w:rPr>
+          <w:rFonts w:hAnsi="Cambria"/>
+          <w:spacing w:val="-14"/>
+        </w:rPr>
+      </w:pPr>
+    </w:p>
+    <w:p>
+      <w:pPr>
+        <w:snapToGrid w:val="0"/>
+        <w:spacing w:after="0" w:line="240" w:lineRule="auto"/>
+        <w:jc w:val="right"/>
+        <w:rPr>
+          <w:rFonts w:hAnsi="Cambria"/>
+          <w:spacing w:val="-14"/>
+        </w:rPr>
+      </w:pPr>
+      <w:r>
+        <w:rPr>
+          <w:rFonts w:hAnsi="Cambria"/>
+          <w:spacing w:val="-14"/>
+        </w:rPr>
+        <w:fldChar w:fldCharType="begin"/>
+      </w:r>
+      <w:r>
+        <w:rPr>
+          <w:rFonts w:hAnsi="Cambria"/>
+          <w:spacing w:val="-14"/>
+        </w:rPr>
+        <w:instrText xml:space="preserve"> DATE \@ "MMMM d, yyyy" \* MERGEFORMAT </w:instrText>
+      </w:r>
+      <w:r>
+        <w:rPr>
+          <w:rFonts w:hAnsi="Cambria"/>
+          <w:spacing w:val="-14"/>
+        </w:rPr>
+        <w:fldChar w:fldCharType="separate"/>
+      </w:r>
+      <w:r>
+        <w:rPr>
+          <w:rFonts w:hAnsi="Cambria"/>
+          <w:noProof/>
+          <w:spacing w:val="-14"/>
+        </w:rPr>
+        <w:t>September 16, 2026</w:t>
+      </w:r>
+      <w:r>
+        <w:rPr>
+          <w:rFonts w:hAnsi="Cambria"/>
+          <w:spacing w:val="-14"/>
+        </w:rPr>
+        <w:fldChar w:fldCharType="end"/>
+      </w:r>
+    </w:p>
+    <w:p>
+      <w:pPr>
+        <w:snapToGrid w:val="0"/>
+        <w:spacing w:after="0" w:line="240" w:lineRule="auto"/>
+        <w:jc w:val="both"/>
+        <w:rPr>
+          <w:rFonts w:hAnsi="Cambria"/>
+          <w:spacing w:val="-14"/>
+        </w:rPr>
+      </w:pPr>
+      <w:r>
+        <w:rPr>
+          <w:rFonts w:hAnsi="Cambria"/>
+          <w:spacing w:val="-14"/>
+        </w:rPr>
+        <w:fldChar w:fldCharType="begin"/>
+      </w:r>
+      <w:r>
+        <w:rPr>
+          <w:rFonts w:hAnsi="Cambria"/>
+          <w:spacing w:val="-14"/>
+        </w:rPr>
+        <w:instrText xml:space="preserve"> MERGEFIELD Contact_First_Name </w:instrText>
+      </w:r>
+      <w:r>
+        <w:rPr>
+          <w:rFonts w:hAnsi="Cambria"/>
+          <w:spacing w:val="-14"/>
+        </w:rPr>
+        <w:fldChar w:fldCharType="separate"/>
+      </w:r>
+      <w:r>
+        <w:rPr>
+          <w:rFonts w:hAnsi="Cambria"/>
+          <w:noProof/>
+          <w:spacing w:val="-14"/>
+        </w:rPr>
+        <w:t>«Contact_First_Name»</w:t>
+      </w:r>
+      <w:r>
+        <w:rPr>
+          <w:rFonts w:hAnsi="Cambria"/>
+          <w:spacing w:val="-14"/>
+        </w:rPr>
+        <w:fldChar w:fldCharType="end"/>
+      </w:r>
+      <w:r>
+        <w:rPr>
+          <w:rFonts w:hAnsi="Cambria"/>
+          <w:spacing w:val="-14"/>
+        </w:rPr>
+        <w:t xml:space="preserve"> </w:t>
+      </w:r>
+      <w:r>
+        <w:rPr>
+          <w:rFonts w:hAnsi="Cambria"/>
+          <w:spacing w:val="-14"/>
+        </w:rPr>
+        <w:fldChar w:fldCharType="begin"/>
+      </w:r>
+      <w:r>
+        <w:rPr>
+          <w:rFonts w:hAnsi="Cambria"/>
+          <w:spacing w:val="-14"/>
+        </w:rPr>
+        <w:instrText xml:space="preserve"> MERGEFIELD Contact_Last_Name </w:instrText>
+      </w:r>
+      <w:r>
+        <w:rPr>
+          <w:rFonts w:hAnsi="Cambria"/>
+          <w:spacing w:val="-14"/>
+        </w:rPr>
+        <w:fldChar w:fldCharType="separate"/>
+      </w:r>
+      <w:r>
+        <w:rPr>
+          <w:rFonts w:hAnsi="Cambria"/>
+          <w:noProof/>
+          <w:spacing w:val="-14"/>
+        </w:rPr>
+        <w:t>«Contact_Last_Name»</w:t>
+      </w:r>
+      <w:r>
+        <w:rPr>
+          <w:rFonts w:hAnsi="Cambria"/>
+          <w:spacing w:val="-14"/>
+        </w:rPr>
+        <w:fldChar w:fldCharType="end"/>
+      </w:r>
+      <w:r>
+        <w:rPr>
+          <w:rFonts w:hAnsi="Cambria"/>
+          <w:spacing w:val="-14"/>
+        </w:rPr>
+        <w:t xml:space="preserve">, </w:t>
+      </w:r>
+      <w:r>
+        <w:rPr>
+          <w:rFonts w:hAnsi="Cambria"/>
+          <w:spacing w:val="-14"/>
+        </w:rPr>
+        <w:fldChar w:fldCharType="begin"/>
+      </w:r>
+      <w:r>
+        <w:rPr>
+          <w:rFonts w:hAnsi="Cambria"/>
+          <w:spacing w:val="-14"/>
+        </w:rPr>
+        <w:instrText xml:space="preserve"> MERGEFIELD Contact_Title </w:instrText>
+      </w:r>
+      <w:r>
+        <w:rPr>
+          <w:rFonts w:hAnsi="Cambria"/>
+          <w:spacing w:val="-14"/>
+        </w:rPr>
+        <w:fldChar w:fldCharType="separate"/>
+      </w:r>
+      <w:r>
+        <w:rPr>
+          <w:rFonts w:hAnsi="Cambria"/>
+          <w:noProof/>
+          <w:spacing w:val="-14"/>
+        </w:rPr>
+        <w:t>«Contact_Title»</w:t>
+      </w:r>
+      <w:r>
+        <w:rPr>
+          <w:rFonts w:hAnsi="Cambria"/>
+          <w:spacing w:val="-14"/>
+        </w:rPr>
+        <w:fldChar w:fldCharType="end"/>
+      </w:r>
+    </w:p>
+    <w:p>
+      <w:pPr>
+        <w:snapToGrid w:val="0"/>
+        <w:spacing w:after="0" w:line="240" w:lineRule="auto"/>
+        <w:jc w:val="both"/>
+        <w:rPr>
+          <w:rFonts w:hAnsi="Cambria"/>
+          <w:spacing w:val="-14"/>
+        </w:rPr>
+      </w:pPr>
+      <w:r>
+        <w:rPr>
+          <w:rFonts w:hAnsi="Cambria"/>
+          <w:spacing w:val="-14"/>
+        </w:rPr>
+        <w:t xml:space="preserve">Attention: </w:t>
+      </w:r>
+      <w:r>
+        <w:rPr>
+          <w:rFonts w:hAnsi="Cambria"/>
+          <w:spacing w:val="-14"/>
+        </w:rPr>
+        <w:fldChar w:fldCharType="begin"/>
+      </w:r>
+      <w:r>
+        <w:rPr>
+          <w:rFonts w:hAnsi="Cambria"/>
+          <w:spacing w:val="-14"/>
+        </w:rPr>
+        <w:instrText xml:space="preserve"> MERGEFIELD Attention </w:instrText>
+      </w:r>
+      <w:r>
+        <w:rPr>
+          <w:rFonts w:hAnsi="Cambria"/>
+          <w:spacing w:val="-14"/>
+        </w:rPr>
+        <w:fldChar w:fldCharType="separate"/>
+      </w:r>
+      <w:r>
+        <w:rPr>
+          <w:rFonts w:hAnsi="Cambria"/>
+          <w:noProof/>
+          <w:spacing w:val="-14"/>
+        </w:rPr>
+        <w:t>«Attention»</w:t>
+      </w:r>
+      <w:r>
+        <w:rPr>
+          <w:rFonts w:hAnsi="Cambria"/>
+          <w:spacing w:val="-14"/>
+        </w:rPr>
+        <w:fldChar w:fldCharType="end"/>
+      </w:r>
+    </w:p>
+    <w:p>
+      <w:pPr>
+        <w:snapToGrid w:val="0"/>
+        <w:spacing w:after="0" w:line="240" w:lineRule="auto"/>
+        <w:jc w:val="both"/>
+        <w:rPr>
+          <w:rFonts w:hAnsi="Cambria"/>
+          <w:spacing w:val="-14"/>
+        </w:rPr>
+      </w:pPr>
+      <w:r>
+        <w:rPr>
+          <w:rFonts w:hAnsi="Cambria"/>
+          <w:spacing w:val="-14"/>
+        </w:rPr>
+        <w:fldChar w:fldCharType="begin"/>
+      </w:r>
+      <w:r>
+        <w:rPr>
+          <w:rFonts w:hAnsi="Cambria"/>
+          <w:spacing w:val="-14"/>
+        </w:rPr>
+        <w:instrText xml:space="preserve"> MERGEFIELD Organization_Name </w:instrText>
+      </w:r>
+      <w:r>
+        <w:rPr>
+          <w:rFonts w:hAnsi="Cambria"/>
+          <w:spacing w:val="-14"/>
+        </w:rPr>
+        <w:fldChar w:fldCharType="separate"/>
+      </w:r>
+      <w:r>
+        <w:rPr>
+          <w:rFonts w:hAnsi="Cambria"/>
+          <w:noProof/>
+          <w:spacing w:val="-14"/>
+        </w:rPr>
+        <w:t>«Organization_Name»</w:t>
+      </w:r>
+      <w:r>
+        <w:rPr>
+          <w:rFonts w:hAnsi="Cambria"/>
+          <w:spacing w:val="-14"/>
+        </w:rPr>
+        <w:fldChar w:fldCharType="end"/>
+      </w:r>
+    </w:p>
+    <w:p>
+      <w:pPr>
+        <w:snapToGrid w:val="0"/>
+        <w:spacing w:after="0" w:line="240" w:lineRule="auto"/>
+        <w:jc w:val="both"/>
+        <w:rPr>
+          <w:rFonts w:hAnsi="Cambria"/>
+          <w:spacing w:val="-14"/>
+        </w:rPr>
+      </w:pPr>
+      <w:r>
+        <w:rPr>
+          <w:rFonts w:hAnsi="Cambria"/>
+          <w:spacing w:val="-14"/>
+        </w:rPr>
+        <w:fldChar w:fldCharType="begin"/>
+      </w:r>
+      <w:r>
+        <w:rPr>
+          <w:rFonts w:hAnsi="Cambria"/>
+          <w:spacing w:val="-14"/>
+        </w:rPr>
+        <w:instrText xml:space="preserve"> MERGEFIELD Address_Line_1 </w:instrText>
+      </w:r>
+      <w:r>
+        <w:rPr>
+          <w:rFonts w:hAnsi="Cambria"/>
+          <w:spacing w:val="-14"/>
+        </w:rPr>
+        <w:fldChar w:fldCharType="separate"/>
+      </w:r>
+      <w:r>
+        <w:rPr>
+          <w:rFonts w:hAnsi="Cambria"/>
+          <w:noProof/>
+          <w:spacing w:val="-14"/>
+        </w:rPr>
+        <w:t>«Address_Line_1»</w:t>
+      </w:r>
+      <w:r>
+        <w:rPr>
+          <w:rFonts w:hAnsi="Cambria"/>
+          <w:spacing w:val="-14"/>
+        </w:rPr>
+        <w:fldChar w:fldCharType="end"/>
+      </w:r>
+    </w:p>
+    <w:p>
+      <w:pPr>
+        <w:snapToGrid w:val="0"/>
+        <w:spacing w:after="0" w:line="240" w:lineRule="auto"/>
+        <w:jc w:val="both"/>
+        <w:rPr>
+          <w:rFonts w:hAnsi="Cambria"/>
+          <w:spacing w:val="-14"/>
+        </w:rPr>
+      </w:pPr>
+      <w:r>
+        <w:rPr>
+          <w:rFonts w:hAnsi="Cambria"/>
+          <w:spacing w:val="-14"/>
+        </w:rPr>
+        <w:fldChar w:fldCharType="begin"/>
+      </w:r>
+      <w:r>
+        <w:rPr>
+          <w:rFonts w:hAnsi="Cambria"/>
+          <w:spacing w:val="-14"/>
+        </w:rPr>
+        <w:instrText xml:space="preserve"> MERGEFIELD Address_Line_2 </w:instrText>
+      </w:r>
+      <w:r>
+        <w:rPr>
+          <w:rFonts w:hAnsi="Cambria"/>
+          <w:spacing w:val="-14"/>
+        </w:rPr>
+        <w:fldChar w:fldCharType="separate"/>
+      </w:r>
+      <w:r>
+        <w:rPr>
+          <w:rFonts w:hAnsi="Cambria"/>
+          <w:noProof/>
+          <w:spacing w:val="-14"/>
+        </w:rPr>
+        <w:t>«Address_Line_2»</w:t>
+      </w:r>
+      <w:r>
+        <w:rPr>
+          <w:rFonts w:hAnsi="Cambria"/>
+          <w:spacing w:val="-14"/>
+        </w:rPr>
+        <w:fldChar w:fldCharType="end"/>
+      </w:r>
+    </w:p>
+    <w:p>
+      <w:pPr>
+        <w:snapToGrid w:val="0"/>
+        <w:spacing w:after="0" w:line="240" w:lineRule="auto"/>
+        <w:jc w:val="both"/>
+        <w:rPr>
+          <w:rFonts w:hAnsi="Cambria"/>
+          <w:spacing w:val="-14"/>
+        </w:rPr>
+      </w:pPr>
+      <w:r>
+        <w:rPr>
+          <w:rFonts w:hAnsi="Cambria"/>
+          <w:spacing w:val="-14"/>
+        </w:rPr>
+        <w:fldChar w:fldCharType="begin"/>
+      </w:r>
+      <w:r>
+        <w:rPr>
+          <w:rFonts w:hAnsi="Cambria"/>
+          <w:spacing w:val="-14"/>
+        </w:rPr>
+        <w:instrText xml:space="preserve"> MERGEFIELD Address_City </w:instrText>
+      </w:r>
+      <w:r>
+        <w:rPr>
+          <w:rFonts w:hAnsi="Cambria"/>
+          <w:spacing w:val="-14"/>
+        </w:rPr>
+        <w:fldChar w:fldCharType="separate"/>
+      </w:r>
+      <w:r>
+        <w:rPr>
+          <w:rFonts w:hAnsi="Cambria"/>
+          <w:noProof/>
+          <w:spacing w:val="-14"/>
+        </w:rPr>
+        <w:t>«Address_City»</w:t>
+      </w:r>
+      <w:r>
+        <w:rPr>
+          <w:rFonts w:hAnsi="Cambria"/>
+          <w:spacing w:val="-14"/>
+        </w:rPr>
+        <w:fldChar w:fldCharType="end"/>
+      </w:r>
+      <w:r>
+        <w:rPr>
+          <w:rFonts w:hAnsi="Cambria"/>
+          <w:spacing w:val="-14"/>
+        </w:rPr>
+        <w:t xml:space="preserve">, </w:t>
+      </w:r>
+      <w:r>
+        <w:rPr>
+          <w:rFonts w:hAnsi="Cambria"/>
+          <w:spacing w:val="-14"/>
+        </w:rPr>
+        <w:fldChar w:fldCharType="begin"/>
+      </w:r>
+      <w:r>
+        <w:rPr>
+          <w:rFonts w:hAnsi="Cambria"/>
+          <w:spacing w:val="-14"/>
+        </w:rPr>
+        <w:instrText xml:space="preserve"> MERGEFIELD Address_State </w:instrText>
+      </w:r>
+      <w:r>
+        <w:rPr>
+          <w:rFonts w:hAnsi="Cambria"/>
+          <w:spacing w:val="-14"/>
+        </w:rPr>
+        <w:fldChar w:fldCharType="separate"/>
+      </w:r>
+      <w:r>
+        <w:rPr>
+          <w:rFonts w:hAnsi="Cambria"/>
+          <w:noProof/>
+          <w:spacing w:val="-14"/>
+        </w:rPr>
+        <w:t>«Address_State»</w:t>
+      </w:r>
+      <w:r>
+        <w:rPr>
+          <w:rFonts w:hAnsi="Cambria"/>
+          <w:spacing w:val="-14"/>
+        </w:rPr>
+        <w:fldChar w:fldCharType="end"/>
+      </w:r>
+      <w:r>
+        <w:rPr>
+          <w:rFonts w:hAnsi="Cambria"/>
+          <w:spacing w:val="-14"/>
+        </w:rPr>
+        <w:t xml:space="preserve"> </w:t>
+      </w:r>
+      <w:r>
+        <w:rPr>
+          <w:rFonts w:hAnsi="Cambria"/>
+          <w:spacing w:val="-14"/>
+        </w:rPr>
+        <w:t xml:space="preserve"> </w:t>
+      </w:r>
+      <w:r>
+        <w:rPr>
+          <w:rFonts w:hAnsi="Cambria"/>
+          <w:spacing w:val="-14"/>
+        </w:rPr>
+        <w:fldChar w:fldCharType="begin"/>
+      </w:r>
+      <w:r>
+        <w:rPr>
+          <w:rFonts w:hAnsi="Cambria"/>
+          <w:spacing w:val="-14"/>
+        </w:rPr>
+        <w:instrText xml:space="preserve"> MERGEFIELD Address_Zip </w:instrText>
+      </w:r>
+      <w:r>
+        <w:rPr>
+          <w:rFonts w:hAnsi="Cambria"/>
+          <w:spacing w:val="-14"/>
+        </w:rPr>
+        <w:fldChar w:fldCharType="separate"/>
+      </w:r>
+      <w:r>
+        <w:rPr>
+          <w:rFonts w:hAnsi="Cambria"/>
+          <w:noProof/>
+          <w:spacing w:val="-14"/>
+        </w:rPr>
+        <w:t>«Address_Zip»</w:t>
+      </w:r>
+      <w:r>
+        <w:rPr>
+          <w:rFonts w:hAnsi="Cambria"/>
+          <w:spacing w:val="-14"/>
+        </w:rPr>
+        <w:fldChar w:fldCharType="end"/>
+      </w:r>
+    </w:p>
+    <w:p>
+      <w:pPr>
+        <w:snapToGrid w:val="0"/>
+        <w:spacing w:after="0" w:line="240" w:lineRule="auto"/>
+        <w:jc w:val="both"/>
+        <w:rPr>
+          <w:rFonts w:hAnsi="Cambria"/>
+          <w:spacing w:val="-14"/>
+        </w:rPr>
+      </w:pPr>
+    </w:p>
+    <w:p>
+      <w:pPr>
+        <w:snapToGrid w:val="0"/>
+        <w:spacing w:after="0" w:line="240" w:lineRule="auto"/>
+        <w:jc w:val="both"/>
         <w:rPr>
           <w:rFonts w:hAnsi="Cambria"/>
           <w:b/>
           <w:bCs/>
           <w:spacing w:val="-14"/>
-          <w:szCs w:val="28"/>
-          <w:u w:val="single"/>
-        </w:rPr>
-      </w:pPr>
-    </w:p>
-    <w:p>
-      <w:pPr>
-        <w:snapToGrid w:val="0"/>
-        <w:spacing w:after="0" w:line="240" w:lineRule="auto"/>
-        <w:jc w:val="center"/>
+        </w:rPr>
+      </w:pPr>
+      <w:r>
         <w:rPr>
           <w:rFonts w:hAnsi="Cambria"/>
           <w:b/>
           <w:bCs/>
           <w:spacing w:val="-14"/>
-          <w:szCs w:val="28"/>
-          <w:u w:val="single"/>
-        </w:rPr>
-      </w:pPr>
-    </w:p>
-    <w:p>
-      <w:pPr>
-        <w:snapToGrid w:val="0"/>
-        <w:spacing w:after="0" w:line="240" w:lineRule="auto"/>
-        <w:jc w:val="center"/>
+        </w:rPr>
+        <w:t xml:space="preserve">Dear </w:t>
+      </w:r>
+      <w:r>
         <w:rPr>
           <w:rFonts w:hAnsi="Cambria"/>
           <w:b/>
           <w:bCs/>
           <w:spacing w:val="-14"/>
-          <w:szCs w:val="28"/>
-          <w:u w:val="single"/>
-        </w:rPr>
-      </w:pPr>
-    </w:p>
-    <w:p>
-      <w:pPr>
-        <w:snapToGrid w:val="0"/>
-        <w:spacing w:after="0" w:line="240" w:lineRule="auto"/>
-        <w:jc w:val="center"/>
+        </w:rPr>
+        <w:fldChar w:fldCharType="begin"/>
+      </w:r>
+      <w:r>
         <w:rPr>
           <w:rFonts w:hAnsi="Cambria"/>
           <w:b/>
           <w:bCs/>
           <w:spacing w:val="-14"/>
-          <w:szCs w:val="28"/>
-          <w:u w:val="single"/>
-        </w:rPr>
-      </w:pPr>
+        </w:rPr>
+        <w:instrText xml:space="preserve"> MERGEFIELD MrMs </w:instrText>
+      </w:r>
       <w:r>
         <w:rPr>
           <w:rFonts w:hAnsi="Cambria"/>
           <w:b/>
           <w:bCs/>
           <w:spacing w:val="-14"/>
-          <w:szCs w:val="28"/>
-          <w:u w:val="single"/>
-        </w:rPr>
-        <w:t xml:space="preserve">WHOLESALE RETAIL PROPOSAL </w:t>
-      </w:r>
-    </w:p>
-    <w:p>
-      <w:pPr>
-        <w:snapToGrid w:val="0"/>
-        <w:spacing w:after="0" w:line="240" w:lineRule="auto"/>
-        <w:rPr>
-          <w:rFonts w:hAnsi="Cambria"/>
-          <w:spacing w:val="-14"/>
-          <w:szCs w:val="28"/>
-        </w:rPr>
-      </w:pPr>
-    </w:p>
-    <w:p>
-      <w:pPr>
-        <w:snapToGrid w:val="0"/>
-        <w:spacing w:after="0" w:line="240" w:lineRule="auto"/>
-        <w:rPr>
-          <w:rFonts w:hAnsi="Cambria"/>
-          <w:spacing w:val="-14"/>
-          <w:szCs w:val="28"/>
-        </w:rPr>
-      </w:pPr>
-      <w:r>
-        <w:rPr>
-          <w:rFonts w:hAnsi="Cambria"/>
-          <w:spacing w:val="-14"/>
-          <w:szCs w:val="28"/>
-        </w:rPr>
-        <w:t>Dear [Name/Organization],</w:t>
-      </w:r>
-    </w:p>
-    <w:p>
-      <w:pPr>
-        <w:snapToGrid w:val="0"/>
-        <w:spacing w:after="0" w:line="240" w:lineRule="auto"/>
-        <w:rPr>
-          <w:rFonts w:hAnsi="Cambria"/>
-          <w:spacing w:val="-14"/>
-          <w:szCs w:val="28"/>
-        </w:rPr>
-      </w:pPr>
-    </w:p>
-    <w:p>
-      <w:pPr>
-        <w:snapToGrid w:val="0"/>
-        <w:spacing w:after="0" w:line="240" w:lineRule="auto"/>
-        <w:rPr>
-          <w:rFonts w:hAnsi="Cambria"/>
-          <w:spacing w:val="-14"/>
-          <w:szCs w:val="28"/>
-        </w:rPr>
-      </w:pPr>
-      <w:r>
-        <w:rPr>
-          <w:rFonts w:hAnsi="Cambria"/>
-          <w:spacing w:val="-14"/>
-          <w:szCs w:val="28"/>
-        </w:rPr>
-        <w:t xml:space="preserve">I am enclosing a complimentary copy of the </w:t>
+        </w:rPr>
+        <w:fldChar w:fldCharType="separate"/>
       </w:r>
       <w:r>
         <w:rPr>
           <w:rFonts w:hAnsi="Cambria"/>
           <w:b/>
           <w:bCs/>
-          <w:spacing w:val="-14"/>
-          <w:szCs w:val="28"/>
-        </w:rPr>
-        <w:t xml:space="preserve">Winch Recovery Field Manual </w:t>
-      </w:r>
-      <w:r>
-        <w:rPr>
-          <w:rFonts w:hAnsi="Cambria"/>
-          <w:spacing w:val="-14"/>
-          <w:szCs w:val="28"/>
-        </w:rPr>
-        <w:t>for your review.</w:t>
-      </w:r>
-    </w:p>
-    <w:p>
-      <w:pPr>
-        <w:snapToGrid w:val="0"/>
-        <w:spacing w:after="0" w:line="240" w:lineRule="auto"/>
-        <w:rPr>
-          <w:rFonts w:hAnsi="Cambria"/>
-          <w:spacing w:val="-14"/>
-          <w:szCs w:val="28"/>
-        </w:rPr>
-      </w:pPr>
-    </w:p>
-    <w:p>
-      <w:pPr>
-        <w:snapToGrid w:val="0"/>
-        <w:spacing w:after="0" w:line="240" w:lineRule="auto"/>
-        <w:rPr>
-          <w:rFonts w:hAnsi="Cambria"/>
-          <w:spacing w:val="-14"/>
-          <w:szCs w:val="28"/>
-        </w:rPr>
-      </w:pPr>
-      <w:r>
-        <w:rPr>
-          <w:rFonts w:hAnsi="Cambria"/>
-          <w:spacing w:val="-14"/>
-          <w:szCs w:val="28"/>
-        </w:rPr>
-        <w:t>The manual was designed as a practical field reference for people who work with vehicle recovery and winching. It has visual explanations of complex rigging and recovery concepts. Its UPC is independently assigned and is not tied to Amazon. I believe it could be a particularly good fit for your customers and members, and I would like to offer it to your organization for resale.</w:t>
-      </w:r>
-    </w:p>
-    <w:p>
-      <w:pPr>
-        <w:snapToGrid w:val="0"/>
-        <w:spacing w:after="0" w:line="240" w:lineRule="auto"/>
-        <w:rPr>
-          <w:rFonts w:hAnsi="Cambria"/>
-          <w:spacing w:val="-14"/>
-          <w:szCs w:val="28"/>
-        </w:rPr>
-      </w:pPr>
-    </w:p>
-    <w:p>
-      <w:pPr>
-        <w:snapToGrid w:val="0"/>
-        <w:spacing w:after="0" w:line="240" w:lineRule="auto"/>
+          <w:noProof/>
+          <w:spacing w:val="-14"/>
+        </w:rPr>
+        <w:t>«MrMs»</w:t>
+      </w:r>
+      <w:r>
         <w:rPr>
           <w:rFonts w:hAnsi="Cambria"/>
           <w:b/>
           <w:bCs/>
           <w:spacing w:val="-14"/>
-          <w:szCs w:val="28"/>
-          <w:u w:val="single"/>
-        </w:rPr>
-      </w:pPr>
+        </w:rPr>
+        <w:fldChar w:fldCharType="end"/>
+      </w:r>
       <w:r>
         <w:rPr>
           <w:rFonts w:hAnsi="Cambria"/>
           <w:b/>
           <w:bCs/>
           <w:spacing w:val="-14"/>
-          <w:szCs w:val="28"/>
+        </w:rPr>
+        <w:t xml:space="preserve"> </w:t>
+      </w:r>
+      <w:r>
+        <w:rPr>
+          <w:rFonts w:hAnsi="Cambria"/>
+          <w:b/>
+          <w:bCs/>
+          <w:spacing w:val="-14"/>
+        </w:rPr>
+        <w:fldChar w:fldCharType="begin"/>
+      </w:r>
+      <w:r>
+        <w:rPr>
+          <w:rFonts w:hAnsi="Cambria"/>
+          <w:b/>
+          <w:bCs/>
+          <w:spacing w:val="-14"/>
+        </w:rPr>
+        <w:instrText xml:space="preserve"> MERGEFIELD Contact_Last_Name </w:instrText>
+      </w:r>
+      <w:r>
+        <w:rPr>
+          <w:rFonts w:hAnsi="Cambria"/>
+          <w:b/>
+          <w:bCs/>
+          <w:spacing w:val="-14"/>
+        </w:rPr>
+        <w:fldChar w:fldCharType="separate"/>
+      </w:r>
+      <w:r>
+        <w:rPr>
+          <w:rFonts w:hAnsi="Cambria"/>
+          <w:b/>
+          <w:bCs/>
+          <w:noProof/>
+          <w:spacing w:val="-14"/>
+        </w:rPr>
+        <w:t>«Contact_Last_Name»</w:t>
+      </w:r>
+      <w:r>
+        <w:rPr>
+          <w:rFonts w:hAnsi="Cambria"/>
+          <w:b/>
+          <w:bCs/>
+          <w:spacing w:val="-14"/>
+        </w:rPr>
+        <w:fldChar w:fldCharType="end"/>
+      </w:r>
+      <w:r>
+        <w:rPr>
+          <w:rFonts w:hAnsi="Cambria"/>
+          <w:b/>
+          <w:bCs/>
+          <w:spacing w:val="-14"/>
+        </w:rPr>
+        <w:t>:</w:t>
+      </w:r>
+    </w:p>
+    <w:p>
+      <w:pPr>
+        <w:snapToGrid w:val="0"/>
+        <w:spacing w:after="0" w:line="240" w:lineRule="auto"/>
+        <w:jc w:val="both"/>
+        <w:rPr>
+          <w:rFonts w:hAnsi="Cambria"/>
+          <w:spacing w:val="-14"/>
+        </w:rPr>
+      </w:pPr>
+    </w:p>
+    <w:p>
+      <w:pPr>
+        <w:snapToGrid w:val="0"/>
+        <w:spacing w:after="0" w:line="240" w:lineRule="auto"/>
+        <w:jc w:val="both"/>
+        <w:rPr>
+          <w:rFonts w:hAnsi="Cambria"/>
+          <w:spacing w:val="-14"/>
+        </w:rPr>
+      </w:pPr>
+      <w:r>
+        <w:rPr>
+          <w:rFonts w:hAnsi="Cambria"/>
+          <w:spacing w:val="-14"/>
+        </w:rPr>
+        <w:t xml:space="preserve">I am enclosing a complimentary copy of the </w:t>
+      </w:r>
+      <w:r>
+        <w:rPr>
+          <w:rFonts w:hAnsi="Cambria"/>
+          <w:i/>
+          <w:iCs/>
+          <w:spacing w:val="-14"/>
+        </w:rPr>
+        <w:t>Winch Recovery Field Manual</w:t>
+      </w:r>
+      <w:r>
+        <w:rPr>
+          <w:rFonts w:hAnsi="Cambria"/>
+          <w:spacing w:val="-14"/>
+        </w:rPr>
+        <w:t>.</w:t>
+      </w:r>
+    </w:p>
+    <w:p>
+      <w:pPr>
+        <w:snapToGrid w:val="0"/>
+        <w:spacing w:after="0" w:line="240" w:lineRule="auto"/>
+        <w:jc w:val="both"/>
+        <w:rPr>
+          <w:rFonts w:hAnsi="Cambria"/>
+          <w:spacing w:val="-14"/>
+        </w:rPr>
+      </w:pPr>
+    </w:p>
+    <w:p>
+      <w:pPr>
+        <w:snapToGrid w:val="0"/>
+        <w:spacing w:after="0" w:line="240" w:lineRule="auto"/>
+        <w:jc w:val="both"/>
+        <w:rPr>
+          <w:rFonts w:hAnsi="Cambria"/>
+          <w:spacing w:val="-14"/>
+        </w:rPr>
+      </w:pPr>
+      <w:r>
+        <w:rPr>
+          <w:rFonts w:hAnsi="Cambria"/>
+          <w:spacing w:val="-14"/>
+        </w:rPr>
+        <w:t>I designed this manual as a practical field reference for off-road enthusiasts, recovery professionals, and technical rescue crews.</w:t>
+      </w:r>
+      <w:r>
+        <w:rPr>
+          <w:rFonts w:hAnsi="Cambria"/>
+          <w:spacing w:val="-14"/>
+        </w:rPr>
+        <w:t xml:space="preserve"> </w:t>
+      </w:r>
+      <w:r>
+        <w:rPr>
+          <w:rFonts w:hAnsi="Cambria"/>
+          <w:spacing w:val="-14"/>
+        </w:rPr>
+        <w:t>It uses visual explanations to make complex rigging and recovery concepts easier to understand</w:t>
+      </w:r>
+      <w:r>
+        <w:rPr>
+          <w:rFonts w:hAnsi="Cambria"/>
+          <w:spacing w:val="-14"/>
+        </w:rPr>
+        <w:t>.</w:t>
+      </w:r>
+      <w:r>
+        <w:rPr>
+          <w:rFonts w:hAnsi="Cambria"/>
+          <w:spacing w:val="-14"/>
+        </w:rPr>
+        <w:t xml:space="preserve"> </w:t>
+      </w:r>
+      <w:r>
+        <w:rPr>
+          <w:rFonts w:hAnsi="Cambria"/>
+          <w:spacing w:val="-14"/>
+        </w:rPr>
+        <w:t xml:space="preserve">It </w:t>
+      </w:r>
+      <w:r>
+        <w:rPr>
+          <w:rFonts w:hAnsi="Cambria"/>
+          <w:spacing w:val="-14"/>
+        </w:rPr>
+        <w:t>carries an independent UPC and can be sold through your normal retail channels</w:t>
+      </w:r>
+      <w:r>
+        <w:rPr>
+          <w:rFonts w:hAnsi="Cambria"/>
+          <w:spacing w:val="-14"/>
+        </w:rPr>
+        <w:t xml:space="preserve">. </w:t>
+      </w:r>
+      <w:r>
+        <w:rPr>
+          <w:rFonts w:hAnsi="Cambria"/>
+          <w:spacing w:val="-14"/>
+        </w:rPr>
+        <w:t>I believe it could be a good fit for your customers, and I would like to offer it to you for resale.</w:t>
+      </w:r>
+    </w:p>
+    <w:p>
+      <w:pPr>
+        <w:snapToGrid w:val="0"/>
+        <w:spacing w:after="0" w:line="240" w:lineRule="auto"/>
+        <w:jc w:val="both"/>
+        <w:rPr>
+          <w:rFonts w:hAnsi="Cambria"/>
+          <w:spacing w:val="-14"/>
+        </w:rPr>
+      </w:pPr>
+    </w:p>
+    <w:p>
+      <w:pPr>
+        <w:snapToGrid w:val="0"/>
+        <w:spacing w:after="0" w:line="240" w:lineRule="auto"/>
+        <w:jc w:val="both"/>
+        <w:rPr>
+          <w:rFonts w:hAnsi="Cambria"/>
+          <w:b/>
+          <w:bCs/>
+          <w:spacing w:val="-14"/>
+          <w:u w:val="single"/>
+        </w:rPr>
+      </w:pPr>
+      <w:r>
+        <w:rPr>
+          <w:rFonts w:hAnsi="Cambria"/>
+          <w:b/>
+          <w:bCs/>
+          <w:spacing w:val="-14"/>
           <w:u w:val="single"/>
         </w:rPr>
         <w:t>PROPOSED WHOLESALE TERMS</w:t>
@@ -256,17 +963,18 @@
         </w:numPr>
         <w:snapToGrid w:val="0"/>
         <w:spacing w:after="0" w:line="240" w:lineRule="auto"/>
-        <w:rPr>
-          <w:rFonts w:hAnsi="Cambria"/>
-          <w:spacing w:val="-14"/>
-          <w:szCs w:val="28"/>
-        </w:rPr>
-      </w:pPr>
-      <w:r>
-        <w:rPr>
-          <w:rFonts w:hAnsi="Cambria"/>
-          <w:spacing w:val="-14"/>
-          <w:szCs w:val="28"/>
+        <w:ind w:left="270" w:hanging="270"/>
+        <w:contextualSpacing w:val="0"/>
+        <w:jc w:val="both"/>
+        <w:rPr>
+          <w:rFonts w:hAnsi="Cambria"/>
+          <w:spacing w:val="-14"/>
+        </w:rPr>
+      </w:pPr>
+      <w:r>
+        <w:rPr>
+          <w:rFonts w:hAnsi="Cambria"/>
+          <w:spacing w:val="-14"/>
         </w:rPr>
         <w:t>Wholesale Price</w:t>
       </w:r>
@@ -274,9 +982,17 @@
         <w:rPr>
           <w:rFonts w:hAnsi="Cambria"/>
           <w:spacing w:val="-14"/>
-          <w:szCs w:val="28"/>
-        </w:rPr>
-        <w:t>: $9.99 per copy</w:t>
+        </w:rPr>
+        <w:t xml:space="preserve">: </w:t>
+      </w:r>
+      <w:r>
+        <w:rPr>
+          <w:rFonts w:hAnsi="Cambria"/>
+          <w:i/>
+          <w:iCs/>
+          <w:spacing w:val="-14"/>
+        </w:rPr>
+        <w:t>$9.99 per copy</w:t>
       </w:r>
     </w:p>
     <w:p>
@@ -288,19 +1004,92 @@
         </w:numPr>
         <w:snapToGrid w:val="0"/>
         <w:spacing w:after="0" w:line="240" w:lineRule="auto"/>
-        <w:rPr>
-          <w:rFonts w:hAnsi="Cambria"/>
-          <w:spacing w:val="-14"/>
-          <w:szCs w:val="28"/>
-        </w:rPr>
-      </w:pPr>
-      <w:r>
-        <w:rPr>
-          <w:rFonts w:hAnsi="Cambria"/>
-          <w:spacing w:val="-14"/>
-          <w:szCs w:val="28"/>
-        </w:rPr>
-        <w:t>Current Amazon Retail Price: $19.99 per copy</w:t>
+        <w:ind w:left="270" w:right="-90" w:hanging="270"/>
+        <w:contextualSpacing w:val="0"/>
+        <w:jc w:val="both"/>
+        <w:rPr>
+          <w:rFonts w:hAnsi="Cambria"/>
+          <w:spacing w:val="-14"/>
+        </w:rPr>
+      </w:pPr>
+      <w:r>
+        <w:rPr>
+          <w:rFonts w:hAnsi="Cambria"/>
+          <w:spacing w:val="-14"/>
+        </w:rPr>
+        <w:t xml:space="preserve">Suggested Retail Price: </w:t>
+      </w:r>
+      <w:r>
+        <w:rPr>
+          <w:rFonts w:hAnsi="Cambria"/>
+          <w:i/>
+          <w:iCs/>
+          <w:spacing w:val="-14"/>
+        </w:rPr>
+        <w:t xml:space="preserve">$19.99 </w:t>
+      </w:r>
+      <w:r>
+        <w:rPr>
+          <w:rFonts w:hAnsi="Cambria"/>
+          <w:i/>
+          <w:iCs/>
+          <w:spacing w:val="-14"/>
+        </w:rPr>
+        <w:t xml:space="preserve">(Currently </w:t>
+      </w:r>
+      <w:r>
+        <w:rPr>
+          <w:rFonts w:hAnsi="Cambria"/>
+          <w:i/>
+          <w:iCs/>
+          <w:spacing w:val="-14"/>
+        </w:rPr>
+        <w:t>$</w:t>
+      </w:r>
+      <w:r>
+        <w:rPr>
+          <w:rFonts w:hAnsi="Cambria"/>
+          <w:i/>
+          <w:iCs/>
+          <w:spacing w:val="-14"/>
+        </w:rPr>
+        <w:t>19.99 on Amazon</w:t>
+      </w:r>
+      <w:r>
+        <w:rPr>
+          <w:rFonts w:hAnsi="Cambria"/>
+          <w:i/>
+          <w:iCs/>
+          <w:spacing w:val="-14"/>
+        </w:rPr>
+        <w:t>;</w:t>
+      </w:r>
+      <w:r>
+        <w:rPr>
+          <w:rFonts w:hAnsi="Cambria"/>
+          <w:i/>
+          <w:iCs/>
+          <w:spacing w:val="-14"/>
+        </w:rPr>
+        <w:t xml:space="preserve"> ASIN: </w:t>
+      </w:r>
+      <w:r>
+        <w:rPr>
+          <w:rFonts w:hAnsi="Cambria"/>
+          <w:i/>
+          <w:iCs/>
+          <w:spacing w:val="-14"/>
+        </w:rPr>
+        <w:t>B0H2Z2MDP9</w:t>
+      </w:r>
+      <w:r>
+        <w:rPr>
+          <w:rFonts w:hAnsi="Cambria"/>
+          <w:i/>
+          <w:iCs/>
+          <w:spacing w:val="-14"/>
+        </w:rPr>
+        <w:t>)</w:t>
       </w:r>
     </w:p>
     <w:p>
@@ -312,19 +1101,52 @@
         </w:numPr>
         <w:snapToGrid w:val="0"/>
         <w:spacing w:after="0" w:line="240" w:lineRule="auto"/>
-        <w:rPr>
-          <w:rFonts w:hAnsi="Cambria"/>
-          <w:spacing w:val="-14"/>
-          <w:szCs w:val="28"/>
-        </w:rPr>
-      </w:pPr>
-      <w:r>
-        <w:rPr>
-          <w:rFonts w:hAnsi="Cambria"/>
-          <w:spacing w:val="-14"/>
-          <w:szCs w:val="28"/>
-        </w:rPr>
-        <w:t>Your Retail Price: At your discretion</w:t>
+        <w:ind w:left="270" w:hanging="270"/>
+        <w:contextualSpacing w:val="0"/>
+        <w:jc w:val="both"/>
+        <w:rPr>
+          <w:rFonts w:hAnsi="Cambria"/>
+          <w:spacing w:val="-14"/>
+        </w:rPr>
+      </w:pPr>
+      <w:r>
+        <w:rPr>
+          <w:rFonts w:hAnsi="Cambria"/>
+          <w:spacing w:val="-14"/>
+        </w:rPr>
+        <w:t>Gross Margin</w:t>
+      </w:r>
+      <w:r>
+        <w:rPr>
+          <w:rFonts w:hAnsi="Cambria"/>
+          <w:spacing w:val="-14"/>
+        </w:rPr>
+        <w:t xml:space="preserve"> at Suggested Retail Price</w:t>
+      </w:r>
+      <w:r>
+        <w:rPr>
+          <w:rFonts w:hAnsi="Cambria"/>
+          <w:spacing w:val="-14"/>
+        </w:rPr>
+        <w:t xml:space="preserve">: </w:t>
+      </w:r>
+      <w:r>
+        <w:rPr>
+          <w:rFonts w:hAnsi="Cambria"/>
+          <w:i/>
+          <w:iCs/>
+          <w:spacing w:val="-14"/>
+        </w:rPr>
+        <w:t>A</w:t>
+      </w:r>
+      <w:r>
+        <w:rPr>
+          <w:rFonts w:hAnsi="Cambria"/>
+          <w:i/>
+          <w:iCs/>
+          <w:spacing w:val="-14"/>
+        </w:rPr>
+        <w:t>pproximately 50%</w:t>
       </w:r>
     </w:p>
     <w:p>
@@ -336,19 +1158,56 @@
         </w:numPr>
         <w:snapToGrid w:val="0"/>
         <w:spacing w:after="0" w:line="240" w:lineRule="auto"/>
-        <w:rPr>
-          <w:rFonts w:hAnsi="Cambria"/>
-          <w:spacing w:val="-14"/>
-          <w:szCs w:val="28"/>
-        </w:rPr>
-      </w:pPr>
-      <w:r>
-        <w:rPr>
-          <w:rFonts w:hAnsi="Cambria"/>
-          <w:spacing w:val="-14"/>
-          <w:szCs w:val="28"/>
-        </w:rPr>
-        <w:t>Trial Order: 10 copies / $99.90 (shipping included within the continental United States)</w:t>
+        <w:ind w:left="270" w:hanging="270"/>
+        <w:contextualSpacing w:val="0"/>
+        <w:jc w:val="both"/>
+        <w:rPr>
+          <w:rFonts w:hAnsi="Cambria"/>
+          <w:spacing w:val="-14"/>
+        </w:rPr>
+      </w:pPr>
+      <w:r>
+        <w:rPr>
+          <w:rFonts w:hAnsi="Cambria"/>
+          <w:spacing w:val="-14"/>
+        </w:rPr>
+        <w:t xml:space="preserve">Trial order: </w:t>
+      </w:r>
+      <w:r>
+        <w:rPr>
+          <w:rFonts w:hAnsi="Cambria"/>
+          <w:i/>
+          <w:iCs/>
+          <w:spacing w:val="-14"/>
+        </w:rPr>
+        <w:t>10 copies</w:t>
+      </w:r>
+      <w:r>
+        <w:rPr>
+          <w:rFonts w:hAnsi="Cambria"/>
+          <w:i/>
+          <w:iCs/>
+          <w:spacing w:val="-14"/>
+        </w:rPr>
+        <w:t xml:space="preserve"> – $99</w:t>
+      </w:r>
+      <w:r>
+        <w:rPr>
+          <w:rFonts w:hAnsi="Cambria"/>
+          <w:i/>
+          <w:iCs/>
+          <w:spacing w:val="-14"/>
+        </w:rPr>
+        <w:t xml:space="preserve"> total (shipping included within</w:t>
+      </w:r>
+      <w:r>
+        <w:rPr>
+          <w:rFonts w:hAnsi="Cambria"/>
+          <w:i/>
+          <w:iCs/>
+          <w:spacing w:val="-14"/>
+        </w:rPr>
+        <w:t xml:space="preserve"> the continental U.S.)</w:t>
       </w:r>
     </w:p>
     <w:p>
@@ -360,77 +1219,94 @@
         </w:numPr>
         <w:snapToGrid w:val="0"/>
         <w:spacing w:after="0" w:line="240" w:lineRule="auto"/>
-        <w:rPr>
-          <w:rFonts w:hAnsi="Cambria"/>
-          <w:spacing w:val="-14"/>
-          <w:szCs w:val="28"/>
-        </w:rPr>
-      </w:pPr>
-      <w:r>
-        <w:rPr>
-          <w:rFonts w:hAnsi="Cambria"/>
-          <w:spacing w:val="-14"/>
-          <w:szCs w:val="28"/>
-        </w:rPr>
-        <w:t>Bulk Orders: Volume pricing available</w:t>
-      </w:r>
-    </w:p>
-    <w:p>
-      <w:pPr>
-        <w:snapToGrid w:val="0"/>
-        <w:spacing w:after="0" w:line="240" w:lineRule="auto"/>
-        <w:rPr>
-          <w:rFonts w:hAnsi="Cambria"/>
-          <w:spacing w:val="-14"/>
-          <w:szCs w:val="28"/>
-        </w:rPr>
-      </w:pPr>
-    </w:p>
-    <w:p>
-      <w:pPr>
-        <w:snapToGrid w:val="0"/>
-        <w:spacing w:after="0" w:line="240" w:lineRule="auto"/>
-        <w:rPr>
-          <w:rFonts w:hAnsi="Cambria"/>
-          <w:spacing w:val="-14"/>
-          <w:szCs w:val="28"/>
-        </w:rPr>
-      </w:pPr>
-      <w:r>
-        <w:rPr>
-          <w:rFonts w:hAnsi="Cambria"/>
-          <w:spacing w:val="-14"/>
-          <w:szCs w:val="28"/>
-        </w:rPr>
-        <w:t>There is no need for a large initial commitment. My goal is simply to give organizations such as yours an opportunity to try the book with your customers and determine whether it is a good fit. Thank you for taking the time to review it.</w:t>
-      </w:r>
-    </w:p>
-    <w:p>
-      <w:pPr>
-        <w:snapToGrid w:val="0"/>
-        <w:spacing w:after="0" w:line="240" w:lineRule="auto"/>
-        <w:rPr>
-          <w:rFonts w:hAnsi="Cambria"/>
-          <w:spacing w:val="-14"/>
-          <w:szCs w:val="28"/>
-        </w:rPr>
-      </w:pPr>
-    </w:p>
-    <w:p>
-      <w:pPr>
-        <w:snapToGrid w:val="0"/>
-        <w:spacing w:after="0" w:line="240" w:lineRule="auto"/>
-        <w:rPr>
-          <w:rFonts w:hAnsi="Cambria"/>
-          <w:spacing w:val="-14"/>
-          <w:szCs w:val="28"/>
-        </w:rPr>
-      </w:pPr>
-      <w:r>
-        <w:rPr>
-          <w:rFonts w:hAnsi="Cambria"/>
-          <w:spacing w:val="-14"/>
-          <w:szCs w:val="28"/>
+        <w:ind w:left="270" w:hanging="270"/>
+        <w:contextualSpacing w:val="0"/>
+        <w:jc w:val="both"/>
+        <w:rPr>
+          <w:rFonts w:hAnsi="Cambria"/>
+          <w:spacing w:val="-14"/>
+        </w:rPr>
+      </w:pPr>
+      <w:r>
+        <w:rPr>
+          <w:rFonts w:hAnsi="Cambria"/>
+          <w:spacing w:val="-14"/>
+        </w:rPr>
+        <w:t xml:space="preserve">Volume orders: </w:t>
+      </w:r>
+      <w:r>
+        <w:rPr>
+          <w:rFonts w:hAnsi="Cambria"/>
+          <w:i/>
+          <w:iCs/>
+          <w:spacing w:val="-14"/>
+        </w:rPr>
+        <w:t>A</w:t>
+      </w:r>
+      <w:r>
+        <w:rPr>
+          <w:rFonts w:hAnsi="Cambria"/>
+          <w:i/>
+          <w:iCs/>
+          <w:spacing w:val="-14"/>
+        </w:rPr>
+        <w:t>dditional pricing available</w:t>
+      </w:r>
+    </w:p>
+    <w:p>
+      <w:pPr>
+        <w:snapToGrid w:val="0"/>
+        <w:spacing w:after="0" w:line="240" w:lineRule="auto"/>
+        <w:jc w:val="both"/>
+        <w:rPr>
+          <w:rFonts w:hAnsi="Cambria"/>
+          <w:spacing w:val="-14"/>
+        </w:rPr>
+      </w:pPr>
+    </w:p>
+    <w:p>
+      <w:pPr>
+        <w:snapToGrid w:val="0"/>
+        <w:spacing w:after="0" w:line="240" w:lineRule="auto"/>
+        <w:jc w:val="both"/>
+        <w:rPr>
+          <w:rFonts w:hAnsi="Cambria"/>
+          <w:spacing w:val="-14"/>
+        </w:rPr>
+      </w:pPr>
+      <w:r>
+        <w:rPr>
+          <w:rFonts w:hAnsi="Cambria"/>
+          <w:spacing w:val="-14"/>
+        </w:rPr>
+        <w:t>If the book looks like a fit for your customers, I would be glad to arrange a 10-copy trial order or discuss a larger quantity. Thank you for your time.</w:t>
+      </w:r>
+    </w:p>
+    <w:p>
+      <w:pPr>
+        <w:snapToGrid w:val="0"/>
+        <w:spacing w:after="0" w:line="240" w:lineRule="auto"/>
+        <w:jc w:val="both"/>
+        <w:rPr>
+          <w:rFonts w:hAnsi="Cambria"/>
+          <w:spacing w:val="-14"/>
+        </w:rPr>
+      </w:pPr>
+    </w:p>
+    <w:p>
+      <w:pPr>
+        <w:snapToGrid w:val="0"/>
+        <w:spacing w:after="0" w:line="240" w:lineRule="auto"/>
+        <w:jc w:val="both"/>
+        <w:rPr>
+          <w:rFonts w:hAnsi="Cambria"/>
+          <w:spacing w:val="-14"/>
+        </w:rPr>
+      </w:pPr>
+      <w:r>
+        <w:rPr>
+          <w:rFonts w:hAnsi="Cambria"/>
+          <w:spacing w:val="-14"/>
         </w:rPr>
         <w:t>Sincerely,</w:t>
       </w:r>
@@ -439,62 +1315,60 @@
       <w:pPr>
         <w:snapToGrid w:val="0"/>
         <w:spacing w:after="0" w:line="240" w:lineRule="auto"/>
-        <w:rPr>
-          <w:rFonts w:hAnsi="Cambria"/>
-          <w:spacing w:val="-14"/>
-          <w:szCs w:val="28"/>
-        </w:rPr>
-      </w:pPr>
-    </w:p>
-    <w:p>
-      <w:pPr>
-        <w:snapToGrid w:val="0"/>
-        <w:spacing w:after="0" w:line="240" w:lineRule="auto"/>
-        <w:rPr>
-          <w:rFonts w:hAnsi="Cambria"/>
-          <w:spacing w:val="-14"/>
-          <w:szCs w:val="28"/>
-        </w:rPr>
-      </w:pPr>
-    </w:p>
-    <w:p>
-      <w:pPr>
-        <w:snapToGrid w:val="0"/>
-        <w:spacing w:after="0" w:line="240" w:lineRule="auto"/>
-        <w:rPr>
-          <w:rFonts w:hAnsi="Cambria"/>
-          <w:spacing w:val="-14"/>
-          <w:szCs w:val="28"/>
-        </w:rPr>
-      </w:pPr>
-      <w:r>
-        <w:rPr>
-          <w:rFonts w:hAnsi="Cambria"/>
-          <w:spacing w:val="-14"/>
-          <w:szCs w:val="28"/>
-        </w:rPr>
-        <w:t>Anoop Madhavan</w:t>
-      </w:r>
-    </w:p>
-    <w:p>
-      <w:pPr>
-        <w:snapToGrid w:val="0"/>
-        <w:spacing w:after="0" w:line="240" w:lineRule="auto"/>
-        <w:rPr>
-          <w:rFonts w:hAnsi="Cambria"/>
-          <w:i/>
-          <w:iCs/>
-          <w:spacing w:val="-14"/>
-          <w:szCs w:val="28"/>
-        </w:rPr>
-      </w:pPr>
-      <w:r>
-        <w:rPr>
-          <w:rFonts w:hAnsi="Cambria"/>
-          <w:i/>
-          <w:iCs/>
-          <w:spacing w:val="-14"/>
-          <w:szCs w:val="28"/>
+        <w:jc w:val="both"/>
+        <w:rPr>
+          <w:rFonts w:hAnsi="Cambria"/>
+          <w:spacing w:val="-14"/>
+        </w:rPr>
+      </w:pPr>
+    </w:p>
+    <w:p>
+      <w:pPr>
+        <w:snapToGrid w:val="0"/>
+        <w:spacing w:after="0" w:line="240" w:lineRule="auto"/>
+        <w:jc w:val="both"/>
+        <w:rPr>
+          <w:rFonts w:hAnsi="Cambria"/>
+          <w:spacing w:val="-14"/>
+        </w:rPr>
+      </w:pPr>
+    </w:p>
+    <w:p>
+      <w:pPr>
+        <w:snapToGrid w:val="0"/>
+        <w:spacing w:after="0" w:line="240" w:lineRule="auto"/>
+        <w:jc w:val="both"/>
+        <w:rPr>
+          <w:rFonts w:hAnsi="Cambria"/>
+          <w:b/>
+          <w:bCs/>
+          <w:spacing w:val="-14"/>
+        </w:rPr>
+      </w:pPr>
+      <w:r>
+        <w:rPr>
+          <w:rFonts w:hAnsi="Cambria"/>
+          <w:b/>
+          <w:bCs/>
+          <w:spacing w:val="-14"/>
+        </w:rPr>
+        <w:t>ANOOP MADHAVAN</w:t>
+      </w:r>
+    </w:p>
+    <w:p>
+      <w:pPr>
+        <w:snapToGrid w:val="0"/>
+        <w:spacing w:after="0" w:line="240" w:lineRule="auto"/>
+        <w:jc w:val="both"/>
+        <w:rPr>
+          <w:rFonts w:hAnsi="Cambria"/>
+          <w:spacing w:val="-14"/>
+        </w:rPr>
+      </w:pPr>
+      <w:r>
+        <w:rPr>
+          <w:rFonts w:hAnsi="Cambria"/>
+          <w:spacing w:val="-14"/>
         </w:rPr>
         <w:t>Author, Winch Recovery Field Manual</w:t>
       </w:r>
@@ -503,28 +1377,18 @@
       <w:pPr>
         <w:snapToGrid w:val="0"/>
         <w:spacing w:after="0" w:line="240" w:lineRule="auto"/>
-        <w:rPr>
-          <w:rFonts w:hAnsi="Cambria"/>
-          <w:spacing w:val="-14"/>
-          <w:szCs w:val="28"/>
-        </w:rPr>
-      </w:pPr>
-    </w:p>
-    <w:p>
-      <w:pPr>
-        <w:snapToGrid w:val="0"/>
-        <w:spacing w:after="0" w:line="240" w:lineRule="auto"/>
-        <w:rPr>
-          <w:rFonts w:hAnsi="Cambria"/>
-          <w:spacing w:val="-14"/>
-          <w:szCs w:val="28"/>
-        </w:rPr>
-      </w:pPr>
-      <w:r>
-        <w:rPr>
-          <w:rFonts w:hAnsi="Cambria"/>
-          <w:spacing w:val="-14"/>
-          <w:szCs w:val="28"/>
+        <w:jc w:val="both"/>
+        <w:rPr>
+          <w:rFonts w:hAnsi="Cambria"/>
+          <w:i/>
+          <w:iCs/>
+          <w:spacing w:val="-14"/>
+        </w:rPr>
+      </w:pPr>
+      <w:r>
+        <w:rPr>
+          <w:rFonts w:hAnsi="Cambria"/>
+          <w:spacing w:val="-14"/>
         </w:rPr>
         <w:t>Email:</w:t>
       </w:r>
@@ -532,7 +1396,6 @@
         <w:rPr>
           <w:rFonts w:hAnsi="Cambria"/>
           <w:spacing w:val="-14"/>
-          <w:szCs w:val="28"/>
         </w:rPr>
         <w:tab/>
       </w:r>
@@ -540,9 +1403,16 @@
         <w:rPr>
           <w:rFonts w:hAnsi="Cambria"/>
           <w:spacing w:val="-14"/>
-          <w:szCs w:val="28"/>
         </w:rPr>
         <w:tab/>
+      </w:r>
+      <w:r>
+        <w:rPr>
+          <w:rFonts w:hAnsi="Cambria"/>
+          <w:i/>
+          <w:iCs/>
+          <w:spacing w:val="-14"/>
+        </w:rPr>
         <w:t>amadhavan@survivalinstincts.org</w:t>
       </w:r>
     </w:p>
@@ -550,33 +1420,45 @@
       <w:pPr>
         <w:snapToGrid w:val="0"/>
         <w:spacing w:after="0" w:line="240" w:lineRule="auto"/>
-        <w:rPr>
-          <w:rFonts w:hAnsi="Cambria"/>
-          <w:spacing w:val="-14"/>
-          <w:szCs w:val="28"/>
-        </w:rPr>
-      </w:pPr>
-      <w:r>
-        <w:rPr>
-          <w:rFonts w:hAnsi="Cambria"/>
-          <w:spacing w:val="-14"/>
-          <w:szCs w:val="28"/>
-        </w:rPr>
-        <w:t xml:space="preserve">Cell: </w:t>
-      </w:r>
-      <w:r>
-        <w:rPr>
-          <w:rFonts w:hAnsi="Cambria"/>
-          <w:spacing w:val="-14"/>
-          <w:szCs w:val="28"/>
+        <w:jc w:val="both"/>
+        <w:rPr>
+          <w:rFonts w:hAnsi="Cambria"/>
+          <w:i/>
+          <w:iCs/>
+          <w:spacing w:val="-14"/>
+        </w:rPr>
+      </w:pPr>
+      <w:r>
+        <w:rPr>
+          <w:rFonts w:hAnsi="Cambria"/>
+          <w:spacing w:val="-14"/>
+        </w:rPr>
+        <w:t>Cell:</w:t>
+      </w:r>
+      <w:r>
+        <w:rPr>
+          <w:rFonts w:hAnsi="Cambria"/>
+          <w:i/>
+          <w:iCs/>
+          <w:spacing w:val="-14"/>
+        </w:rPr>
+        <w:t xml:space="preserve"> </w:t>
+      </w:r>
+      <w:r>
+        <w:rPr>
+          <w:rFonts w:hAnsi="Cambria"/>
+          <w:i/>
+          <w:iCs/>
+          <w:spacing w:val="-14"/>
         </w:rPr>
         <w:tab/>
       </w:r>
       <w:r>
         <w:rPr>
           <w:rFonts w:hAnsi="Cambria"/>
-          <w:spacing w:val="-14"/>
-          <w:szCs w:val="28"/>
+          <w:i/>
+          <w:iCs/>
+          <w:spacing w:val="-14"/>
         </w:rPr>
         <w:tab/>
         <w:t>571-278-0100</w:t>
@@ -586,17 +1468,18 @@
       <w:pPr>
         <w:snapToGrid w:val="0"/>
         <w:spacing w:after="0" w:line="240" w:lineRule="auto"/>
-        <w:rPr>
-          <w:rFonts w:hAnsi="Cambria"/>
-          <w:spacing w:val="-14"/>
-          <w:szCs w:val="28"/>
-        </w:rPr>
-      </w:pPr>
-      <w:r>
-        <w:rPr>
-          <w:rFonts w:hAnsi="Cambria"/>
-          <w:spacing w:val="-14"/>
-          <w:szCs w:val="28"/>
+        <w:jc w:val="both"/>
+        <w:rPr>
+          <w:rFonts w:hAnsi="Cambria"/>
+          <w:i/>
+          <w:iCs/>
+          <w:spacing w:val="-14"/>
+        </w:rPr>
+      </w:pPr>
+      <w:r>
+        <w:rPr>
+          <w:rFonts w:hAnsi="Cambria"/>
+          <w:spacing w:val="-14"/>
         </w:rPr>
         <w:t>Webpage:</w:t>
       </w:r>
@@ -604,22 +1487,22 @@
         <w:rPr>
           <w:rFonts w:hAnsi="Cambria"/>
           <w:spacing w:val="-14"/>
-          <w:szCs w:val="28"/>
         </w:rPr>
         <w:tab/>
       </w:r>
       <w:r>
         <w:rPr>
           <w:rFonts w:hAnsi="Cambria"/>
-          <w:spacing w:val="-14"/>
-          <w:szCs w:val="28"/>
+          <w:i/>
+          <w:iCs/>
+          <w:spacing w:val="-14"/>
         </w:rPr>
         <w:t>survivalinstincts.org/books/winch-recovery-field-manual.html</w:t>
       </w:r>
     </w:p>
     <w:sectPr>
       <w:pgSz w:w="12240" w:h="15840"/>
-      <w:pgMar w:top="1440" w:right="1440" w:bottom="1440" w:left="2160" w:header="720" w:footer="720" w:gutter="0"/>
+      <w:pgMar w:top="1440" w:right="1440" w:bottom="1278" w:left="2160" w:header="720" w:footer="720" w:gutter="0"/>
       <w:cols w:space="720"/>
       <w:docGrid w:linePitch="360"/>
     </w:sectPr>
@@ -1700,20 +2583,6 @@
       <w:shd w:val="clear" w:color="auto" w:fill="E1DFDD"/>
     </w:rPr>
   </w:style>
-  <w:style w:type="paragraph" w:styleId="Revision">
-    <w:name w:val="Revision"/>
-    <w:hidden/>
-    <w:uiPriority w:val="99"/>
-    <w:semiHidden/>
-    <w:rsid w:val="00904446"/>
-    <w:pPr>
-      <w:spacing w:after="0" w:line="240" w:lineRule="auto"/>
-    </w:pPr>
-    <w:rPr>
-      <w:rFonts w:ascii="Cambria" w:hAnsi="Malini" w:cs="Malini"/>
-      <w:sz w:val="28"/>
-    </w:rPr>
-  </w:style>
 </w:styles>
 </file>
 
